--- a/tillsyn/A 35963-2026 tillsynsbegäran.docx
+++ b/tillsyn/A 35963-2026 tillsynsbegäran.docx
@@ -809,7 +809,7 @@
     <w:r>
       <w:tab/>
       <w:tab/>
-      <w:t>2026-09-14</w:t>
+      <w:t>2026-09-15</w:t>
       <w:br/>
       <w:br/>
     </w:r>

--- a/tillsyn/A 35963-2026 tillsynsbegäran.docx
+++ b/tillsyn/A 35963-2026 tillsynsbegäran.docx
@@ -809,7 +809,7 @@
     <w:r>
       <w:tab/>
       <w:tab/>
-      <w:t>2026-09-15</w:t>
+      <w:t>2026-09-16</w:t>
       <w:br/>
       <w:br/>
     </w:r>

--- a/tillsyn/A 35963-2026 tillsynsbegäran.docx
+++ b/tillsyn/A 35963-2026 tillsynsbegäran.docx
@@ -809,7 +809,7 @@
     <w:r>
       <w:tab/>
       <w:tab/>
-      <w:t>2026-09-16</w:t>
+      <w:t>2026-09-17</w:t>
       <w:br/>
       <w:br/>
     </w:r>

--- a/tillsyn/A 35963-2026 tillsynsbegäran.docx
+++ b/tillsyn/A 35963-2026 tillsynsbegäran.docx
@@ -809,7 +809,7 @@
     <w:r>
       <w:tab/>
       <w:tab/>
-      <w:t>2026-09-17</w:t>
+      <w:t>2026-09-18</w:t>
       <w:br/>
       <w:br/>
     </w:r>

--- a/tillsyn/A 35963-2026 tillsynsbegäran.docx
+++ b/tillsyn/A 35963-2026 tillsynsbegäran.docx
@@ -809,7 +809,7 @@
     <w:r>
       <w:tab/>
       <w:tab/>
-      <w:t>2026-09-18</w:t>
+      <w:t>2026-09-19</w:t>
       <w:br/>
       <w:br/>
     </w:r>

--- a/tillsyn/A 35963-2026 tillsynsbegäran.docx
+++ b/tillsyn/A 35963-2026 tillsynsbegäran.docx
@@ -809,7 +809,7 @@
     <w:r>
       <w:tab/>
       <w:tab/>
-      <w:t>2026-09-19</w:t>
+      <w:t>2026-09-21</w:t>
       <w:br/>
       <w:br/>
     </w:r>

--- a/tillsyn/A 35963-2026 tillsynsbegäran.docx
+++ b/tillsyn/A 35963-2026 tillsynsbegäran.docx
@@ -7,7 +7,7 @@
         <w:pStyle w:val="Title"/>
       </w:pPr>
       <w:r>
-        <w:t>Tillsynsbegäran – information om höga naturvärden i avverkningsanmälan A 35963-2026 i Härjedalens kommun</w:t>
+        <w:t>Tillsynsbegäran – information om höga naturvärden och fridlysta arter i avverkningsanmälan A 35963-2026 i Härjedalens kommun</w:t>
       </w:r>
     </w:p>
     <w:p>
@@ -22,7 +22,7 @@
       <w:r>
         <w:drawing>
           <wp:inline xmlns:a="http://schemas.openxmlformats.org/drawingml/2006/main" xmlns:pic="http://schemas.openxmlformats.org/drawingml/2006/picture">
-            <wp:extent cx="5486400" cy="5437381"/>
+            <wp:extent cx="5486400" cy="5684363"/>
             <wp:docPr id="1" name="Picture 1"/>
             <wp:cNvGraphicFramePr>
               <a:graphicFrameLocks noChangeAspect="1"/>
@@ -43,7 +43,7 @@
                   <pic:spPr>
                     <a:xfrm>
                       <a:off x="0" y="0"/>
-                      <a:ext cx="5486400" cy="5437381"/>
+                      <a:ext cx="5486400" cy="5684363"/>
                     </a:xfrm>
                     <a:prstGeom prst="rect"/>
                   </pic:spPr>
@@ -65,7 +65,7 @@
     </w:p>
     <w:p>
       <w:r>
-        <w:t>I och inom 19 meter från avverkningsanmälan finns fynd av 5 naturvårdsarter, varav 5 är rödlistade och 5 är typiska (T): garnlav (VU, T), dvärgbägarlav (NT, T), lunglav (NT, T), vedskivlav (NT, T) och violettgrå tagellav (NT, T). Se Figur 1.</w:t>
+        <w:t>I och inom 19 meter från avverkningsanmälan finns fynd av 13 naturvårdsarter, varav 11 är rödlistade, 2 är fridlysta, 11 är typiska (T) och 2 är signalarter (S): garnlav (VU, T), knärot (VU, T, §8), dvärgbägarlav (NT, T), knottrig blåslav (NT, T), kolflarnlav (NT, T), lunglav (NT, T), talltita (NT, §4), ullticka (NT, T), vedskivlav (NT, T), violettgrå tagellav (NT, T), vitgrynig nållav (NT), luddlav (S, T) och norrlandslav (S, T). Se Figur 1.</w:t>
       </w:r>
     </w:p>
     <w:p>
@@ -138,6 +138,106 @@
         <w:rPr>
           <w:b/>
         </w:rPr>
+        <w:t>Knärot (VU, §8)</w:t>
+      </w:r>
+      <w:r>
+        <w:t xml:space="preserve"> är typisk art för </w:t>
+      </w:r>
+      <w:r>
+        <w:rPr>
+          <w:i/>
+        </w:rPr>
+        <w:t xml:space="preserve">9010 Taiga </w:t>
+      </w:r>
+      <w:r>
+        <w:t>och</w:t>
+      </w:r>
+      <w:r>
+        <w:rPr>
+          <w:i/>
+        </w:rPr>
+        <w:t xml:space="preserve"> 9050 Näringsrik granskog</w:t>
+      </w:r>
+      <w:r>
+        <w:t xml:space="preserve">, rödlistad som sårbar och fridlyst enligt 8§ artskyddsförordningen. En nyligen genomförd analys av 79 floraväktarlokaler indikerar att det behövs någonstans mellan 100 och 150 meters skyddszon för att en knärotspopulation inte ska dö ut på lång sikt (Sebestyén &amp; Sundberg, 2025). Detta ligger väl i linje med tidigare genomförda studier som visar att det krävs väl tilltagna buffertzoner för att knäroten inte ska ta skada av skogsbruksåtgärder i intilliggande skog (Johnson, 2014; Koelmeijer m.fl., 2022; Skogsstyrelsen, 2022). Arten är även känslig för gallring vilket framgår av Skogsstyrelsens egen vägledning för hänsyn till knärot (Skogsstyrelsen, 2022). Ytterligare en studie visar på den starka korrelationen mellan minskande arealer kontinuitetsskog och lokal utdöenderisk. Knäroten uppvisade en mycket låg koloniseringsgrad (0,7 % över 10 år) i kombination med hög lokal utrotningsrisk (75,2 %), där utrotningssannolikheten ökade kraftigt när arealen kontinuitetsskog minskade mellan undersökningar, t.ex. på grund av kalhyggesbruk (Johansson et al., 2026). För rika förekomster av knärot är reservatsbildning eller biotopskydd lämpliga åtgärder för att skydda den. På knärot kan den sällsynta rostsvampen </w:t>
+      </w:r>
+      <w:r>
+        <w:rPr>
+          <w:i/>
+        </w:rPr>
+        <w:t>Pucciniastrum goodyerae</w:t>
+      </w:r>
+      <w:r>
+        <w:t xml:space="preserve"> påträffas. </w:t>
+      </w:r>
+      <w:r>
+        <w:rPr>
+          <w:i/>
+        </w:rPr>
+        <w:t>Pucciniastrum goodyerae</w:t>
+      </w:r>
+      <w:r>
+        <w:t xml:space="preserve"> är klassad som NE (ej bedömd) i rödlistan (SLU Artdatabanken, 2024).</w:t>
+      </w:r>
+    </w:p>
+    <w:p>
+      <w:r>
+        <w:t>I det avverkningsanmälda området finns 5 fyndplatser för knärot registrerade på Artportalen. Figur 2 visar gränserna för buffertzoner på 50 m, som behöver lämnas kring fyndplatserna för att knärotslokalerna inte ska försvinna vid en avverkning. Av det avverkningsanmälda området överlappar 0.94 ha med buffertzonerna och får av detta skäl inte avverkas.</w:t>
+      </w:r>
+    </w:p>
+    <w:p>
+      <w:pPr>
+        <w:pStyle w:val="Caption"/>
+      </w:pPr>
+      <w:r>
+        <w:drawing>
+          <wp:inline xmlns:a="http://schemas.openxmlformats.org/drawingml/2006/main" xmlns:pic="http://schemas.openxmlformats.org/drawingml/2006/picture">
+            <wp:extent cx="5486400" cy="5427954"/>
+            <wp:docPr id="2" name="Picture 2"/>
+            <wp:cNvGraphicFramePr>
+              <a:graphicFrameLocks noChangeAspect="1"/>
+            </wp:cNvGraphicFramePr>
+            <a:graphic>
+              <a:graphicData uri="http://schemas.openxmlformats.org/drawingml/2006/picture">
+                <pic:pic>
+                  <pic:nvPicPr>
+                    <pic:cNvPr id="0" name="A 35963-2026 karta knärot.png"/>
+                    <pic:cNvPicPr/>
+                  </pic:nvPicPr>
+                  <pic:blipFill>
+                    <a:blip r:embed="rId17"/>
+                    <a:stretch>
+                      <a:fillRect/>
+                    </a:stretch>
+                  </pic:blipFill>
+                  <pic:spPr>
+                    <a:xfrm>
+                      <a:off x="0" y="0"/>
+                      <a:ext cx="5486400" cy="5427954"/>
+                    </a:xfrm>
+                    <a:prstGeom prst="rect"/>
+                  </pic:spPr>
+                </pic:pic>
+              </a:graphicData>
+            </a:graphic>
+          </wp:inline>
+        </w:drawing>
+      </w:r>
+    </w:p>
+    <w:p>
+      <w:pPr>
+        <w:pStyle w:val="Caption"/>
+        <w:spacing w:after="240"/>
+      </w:pPr>
+      <w:r>
+        <w:t>Figur 2. Fyndplatser och buffertzoner för knärot i det avverkningsanmälda området. Endast fyndplatser vars buffertzoner överlappar med det avverkningsanmälda området har tagits med i visualiseringen. Kartans mittpunktskoordinat är N 6873386, E 470308 i SWEREF 99 TM.</w:t>
+      </w:r>
+    </w:p>
+    <w:p>
+      <w:r>
+        <w:rPr>
+          <w:b/>
+        </w:rPr>
         <w:t>Dvärgbägarlav (NT)</w:t>
       </w:r>
       <w:r>
@@ -158,6 +258,57 @@
         <w:rPr>
           <w:b/>
         </w:rPr>
+        <w:t>Knottrig blåslav (NT)</w:t>
+      </w:r>
+      <w:r>
+        <w:t xml:space="preserve"> har sin huvudutbredning i gamla granskogar i det övre barrskogsbältet mot fjällen. Den signalerar alltid höga naturvärden och växer i skogar med lång kontinuitet, mest i opåverkade naturskogsbestånd. Arten överlever inte en slutavverkning (inklusive hänsyn) och den finns idag enbart i kontinuitetsskog. Lavens fortsatta förekomst bör säkerställas genom att lokaler med äldre barrskog skyddas. Knottrig blåslav är typisk art för </w:t>
+      </w:r>
+      <w:r>
+        <w:rPr>
+          <w:i/>
+        </w:rPr>
+        <w:t xml:space="preserve">9010 Taiga </w:t>
+      </w:r>
+      <w:r>
+        <w:t>och</w:t>
+      </w:r>
+      <w:r>
+        <w:rPr>
+          <w:i/>
+        </w:rPr>
+        <w:t xml:space="preserve"> 9040 Fjällbjörkskog</w:t>
+      </w:r>
+    </w:p>
+    <w:p>
+      <w:r>
+        <w:t>(SLU Artdatabanken, 2024; Nitare &amp; Skogsstyrelsen, 2019).</w:t>
+      </w:r>
+    </w:p>
+    <w:p>
+      <w:r>
+        <w:rPr>
+          <w:b/>
+        </w:rPr>
+        <w:t>Kolflarnlav (NT)</w:t>
+      </w:r>
+      <w:r>
+        <w:t xml:space="preserve"> är brandberoende och växer nästan uteslutande på kolad hård kärnved av tall. Etableringen verkar ske först 100–300 år efter brand och nytt substrat nybildas i mycket begränsad omfattning. Avverkning av tallskog av naturskogskaraktär med spår av återkommande bränder är ett hot och mängden lämplig ved att växa på för arten minskar dels på grund av naturlig nedbrytning men framförallt på grund av att det förstörs i samband med slutavverkningar, gallringar och markberedning. Såväl kolflarnlav som mörk kolflarnlav har glänsande bålfjäll och förekommer främst i tall- och blandbarrskogar av naturskogskaraktär med spår av återkommande bränder. Skogar som dessa hyser höga biologiska värden och bör skyddas. Kolflarnlav är typisk art för </w:t>
+      </w:r>
+      <w:r>
+        <w:rPr>
+          <w:i/>
+        </w:rPr>
+        <w:t>9010 Taiga</w:t>
+      </w:r>
+      <w:r>
+        <w:t xml:space="preserve"> (SLU Artdatabanken, 2024).</w:t>
+      </w:r>
+    </w:p>
+    <w:p>
+      <w:r>
+        <w:rPr>
+          <w:b/>
+        </w:rPr>
         <w:t>Lunglav (NT)</w:t>
       </w:r>
       <w:r>
@@ -214,6 +365,73 @@
         <w:rPr>
           <w:b/>
         </w:rPr>
+        <w:t>Talltita (NT, §4)</w:t>
+      </w:r>
+      <w:r>
+        <w:t>, rödlistad som nära hotad och prioriterad art i Skogsvårdslagen, har häckningsrevir i anmälan. Arten har minskat kraftigt de senaste 30 åren och minskningstakten innevarande 10-årsperiod beräknas till 20 (10–30) %. Talltitan är synnerligen trogen sitt cirka 15 hektar stora revir och är beroende av flerskiktade olikåldriga skogar för att kunna föda upp sina ungar. Talltitan försvinner om dess livsmiljö kalavverkas (Eggers &amp; Low, 2014; Ekman, 1979; Griesser et al, 2007; Klein, 2020; Siffczyk et al, 2003; SLU Artdatabanken, 2021).</w:t>
+      </w:r>
+    </w:p>
+    <w:p>
+      <w:r>
+        <w:rPr>
+          <w:b/>
+        </w:rPr>
+        <w:t>Ullticka (NT)</w:t>
+      </w:r>
+      <w:r>
+        <w:t xml:space="preserve"> är knuten till restbestånd av barrnaturskog och förekommer med ett tydligt optimum i orörda eller måttligt påverkade gamla granskogar där det föreligger viss kontinuitet av grov död ved. Ullticka är en bra signalart inom hela sitt utbredningsområde och i södra Sverige är den sällsynt och en god signalart för skyddsvärda granskogsmiljöer. Den hotas av avverkning och fragmentering av naturskog och äldre granskog med lång trädkontinuitet. På ullticka kan ibland ulltickeporing (VU) påträffas - det är en sällsynt ticka som nyligen delats upp i de tre olika arterna ulltickeporing </w:t>
+      </w:r>
+      <w:r>
+        <w:rPr>
+          <w:i/>
+        </w:rPr>
+        <w:t xml:space="preserve">Skeletocutis brevispora </w:t>
+      </w:r>
+      <w:r>
+        <w:t>(VU)</w:t>
+      </w:r>
+      <w:r>
+        <w:rPr>
+          <w:i/>
+        </w:rPr>
+        <w:t>, Skeletocutis delicata</w:t>
+      </w:r>
+      <w:r>
+        <w:t xml:space="preserve"> (VU)</w:t>
+      </w:r>
+      <w:r>
+        <w:rPr>
+          <w:i/>
+        </w:rPr>
+        <w:t xml:space="preserve"> och Skeletocutis exilis</w:t>
+      </w:r>
+      <w:r>
+        <w:t xml:space="preserve"> (NT). Ullticka är typisk art för </w:t>
+      </w:r>
+      <w:r>
+        <w:rPr>
+          <w:i/>
+        </w:rPr>
+        <w:t xml:space="preserve">9010 Taiga, 9050 Näringsrik granskog </w:t>
+      </w:r>
+      <w:r>
+        <w:t xml:space="preserve">och </w:t>
+      </w:r>
+      <w:r>
+        <w:rPr>
+          <w:i/>
+        </w:rPr>
+        <w:t>9030 Landhöjningsskog</w:t>
+      </w:r>
+      <w:r>
+        <w:t xml:space="preserve"> (SLU Artdatabanken, 2026; Nitare &amp; Skogsstyrelsen, 2019; Miettinen &amp; Niemelä, 2018).</w:t>
+      </w:r>
+    </w:p>
+    <w:p>
+      <w:r>
+        <w:rPr>
+          <w:b/>
+        </w:rPr>
         <w:t>Vedskivlav (NT)</w:t>
       </w:r>
       <w:r>
@@ -247,6 +465,84 @@
       </w:r>
       <w:r>
         <w:t xml:space="preserve"> (SLU Artdatabanken, 2024; Nitare &amp; Skogsstyrelsen, 2019).</w:t>
+      </w:r>
+    </w:p>
+    <w:p>
+      <w:r>
+        <w:rPr>
+          <w:b/>
+        </w:rPr>
+        <w:t>Vitgrynig nållav (NT)</w:t>
+      </w:r>
+      <w:r>
+        <w:t xml:space="preserve"> växer nästan uteslutande på bark av gamla, senvuxna granar i skuggiga lägen med hög och jämn luftfuktighet. Den vanligaste naturtypen för arten är kontinuitetsskogar på frisk mark men den finns också i sumpgranskogar. På lång sikt utgör avverkningar av olikåldriga granskogar av naturskogskaraktär ett allvarligt hot mot arten och skogsbruksåtgärder på eller i närheten av växtplatserna bör undvikas. Naturskogsartade, fuktiga granskogar med förekomster av arten signalerar höga biologiska värden och bör bevaras (SLU Artdatabanken, 2024; Nitare &amp; Skogsstyrelsen, 2019).</w:t>
+      </w:r>
+    </w:p>
+    <w:p>
+      <w:r>
+        <w:rPr>
+          <w:b/>
+        </w:rPr>
+        <w:t>Luddlav</w:t>
+      </w:r>
+      <w:r>
+        <w:t xml:space="preserve"> signalerar lång skoglig kontinuitet med ett stabilt lokal- och mikroklimat med hög och jämn fuktighet. Luddlav är typisk art för </w:t>
+      </w:r>
+      <w:r>
+        <w:rPr>
+          <w:i/>
+        </w:rPr>
+        <w:t>9010 Taiga,</w:t>
+      </w:r>
+      <w:r>
+        <w:t xml:space="preserve"> </w:t>
+      </w:r>
+      <w:r>
+        <w:rPr>
+          <w:i/>
+        </w:rPr>
+        <w:t xml:space="preserve">9020 Nordlig ädellövskog, 9070 Trädklädd betesmark, 9110 Näringsfattig bokskog, 9180 Ädellövskog i branter </w:t>
+      </w:r>
+      <w:r>
+        <w:t>och</w:t>
+      </w:r>
+      <w:r>
+        <w:rPr>
+          <w:i/>
+        </w:rPr>
+        <w:t xml:space="preserve"> 9190 Näringsfattig ekskog </w:t>
+      </w:r>
+      <w:r>
+        <w:t>(Nitare &amp; Skogsstyrelsen, 2019; SLU Artdatabanken, 2025).</w:t>
+      </w:r>
+    </w:p>
+    <w:p>
+      <w:r>
+        <w:rPr>
+          <w:b/>
+        </w:rPr>
+        <w:t xml:space="preserve">Norrlandslav </w:t>
+      </w:r>
+      <w:r>
+        <w:t xml:space="preserve">indikerar söder om den naturliga norrlandsgränsen barrskogsbeklädda bergbranter eller andra ostörda skogsmiljöer med höga naturvärden. Norrlandslav är typisk art för </w:t>
+      </w:r>
+      <w:r>
+        <w:rPr>
+          <w:i/>
+        </w:rPr>
+        <w:t xml:space="preserve">9010 Taiga, 8110 Silikatrasmarker </w:t>
+      </w:r>
+      <w:r>
+        <w:t>och</w:t>
+      </w:r>
+      <w:r>
+        <w:rPr>
+          <w:i/>
+        </w:rPr>
+        <w:t xml:space="preserve"> 8120 Kalkrasmarker </w:t>
+      </w:r>
+      <w:r>
+        <w:t>(Nitare &amp; Skogsstyrelsen, 2000; SLU Artdatabanken, 2025).</w:t>
       </w:r>
     </w:p>
     <w:p>
@@ -254,17 +550,39 @@
         <w:pStyle w:val="Heading1"/>
       </w:pPr>
       <w:r>
-        <w:t>Typiska arter och EU:s art- och habitatdirektiv</w:t>
+        <w:t>EU:s fågeldirektiv</w:t>
       </w:r>
     </w:p>
     <w:p>
       <w:r>
-        <w:t>Typiska arter används för att lokalisera områden med gynnsam bevarandestatus för de naturtyper som är listade i EU:s art- och habitatdirektiv. Ett exempel är Västlig taiga (EU-kod 9010) som saknar gynnsam bevarandestatus och minskar starkt som naturtyp i Sverige. Naturvårdsverket skriver i sin vägledning för Västlig taiga att dylika miljöer förutsätter normalt att skogarna skyddas långsiktigt, eftersom skogsbruk inte är förenligt med bevarande av naturtypen i gynnsamt tillstånd (Naturvårdsverket, 2011).</w:t>
+        <w:t xml:space="preserve">Europeiska unionens medlemsländer är skyldiga att agera i enlighet med EU:s fågeldirektiv där det uttryckligen står att direktivet gäller för fåglar samt för deras ägg, bon och </w:t>
+      </w:r>
+      <w:r>
+        <w:rPr>
+          <w:b/>
+        </w:rPr>
+        <w:t xml:space="preserve">livsmiljöer </w:t>
+      </w:r>
+      <w:r>
+        <w:t>(artikel 1). Vidare att de åtgärder som vidtas inte får leda till en försämring av den nuvarande situationen beträffande bevarandet av de fågelarter som avses i artikel 1 (artikel 13). Fågeldirektivet är styrande för tillsynsansvariga myndigheters ärendehantering, ställningstaganden och beslutsfattande.</w:t>
       </w:r>
     </w:p>
     <w:p>
-      <w:r>
-        <w:t>Följande typiska arter har sina livsmiljöer och växtplatser i den avverkningsanmälda skogen: garnlav (VU, T), dvärgbägarlav (NT, T), lunglav (NT, T), vedskivlav (NT, T) och violettgrå tagellav (NT, T).</w:t>
+      <w:pPr>
+        <w:pStyle w:val="Heading1"/>
+      </w:pPr>
+      <w:r>
+        <w:t>Typiska arter och EU:s art- och habitatdirektiv</w:t>
+      </w:r>
+    </w:p>
+    <w:p>
+      <w:r>
+        <w:t>Typiska arter används för att lokalisera områden med gynnsam bevarandestatus för de naturtyper som är listade i EU:s art- och habitatdirektiv. Ett exempel är Västlig taiga (EU-kod 9010) som saknar gynnsam bevarandestatus och minskar starkt som naturtyp i Sverige. Naturvårdsverket skriver i sin vägledning för Västlig taiga att dylika miljöer förutsätter normalt att skogarna skyddas långsiktigt, eftersom skogsbruk inte är förenligt med bevarande av naturtypen i gynnsamt tillstånd (Naturvårdsverket, 2011).</w:t>
+      </w:r>
+    </w:p>
+    <w:p>
+      <w:r>
+        <w:t>Följande typiska arter har sina livsmiljöer och växtplatser i den avverkningsanmälda skogen: garnlav (VU, T), knärot (VU, T, §8), dvärgbägarlav (NT, T), knottrig blåslav (NT, T), kolflarnlav (NT, T), lunglav (NT, T), ullticka (NT, T), vedskivlav (NT, T), violettgrå tagellav (NT, T), luddlav (S, T) och norrlandslav (S, T).</w:t>
       </w:r>
     </w:p>
     <w:p>
@@ -331,7 +649,9 @@
         <w:pStyle w:val="Title"/>
       </w:pPr>
       <w:r>
-        <w:t>BILAGA 1 – Rödlistade arter</w:t>
+        <w:t>BILAGA 1 –</w:t>
+        <w:br/>
+        <w:t>Fridlysta och rödlistade arter</w:t>
       </w:r>
     </w:p>
     <w:p>
@@ -339,62 +659,90 @@
         <w:pStyle w:val="Heading1"/>
       </w:pPr>
       <w:r>
-        <w:t>Lunglav – ekologi samt krav på livsmiljön</w:t>
+        <w:t>Knärot – ekologi samt krav på livsmiljön</w:t>
       </w:r>
     </w:p>
     <w:p>
       <w:r>
-        <w:t xml:space="preserve">Lunglav (NT) är en av vårt lands främsta signalarter som överallt indikerar gamla lövträd, skogsbestånd med höga naturvärden och ekosystem med lång skoglig kontinuitet. Lokalt kan förekomsten vara mycket riklig men den hittas nästan enbart i gamla och ej slutavverkade skogar. Artens samtliga förekomster bör uppmärksammas från naturvårdssynpunkt, då många lokaler även hyser andra ovanliga och rödlistade arter, däribland de sällsynta lavparasiterna lunglavshårprick (CR), </w:t>
+        <w:t xml:space="preserve">Knärot är typisk art för </w:t>
       </w:r>
       <w:r>
         <w:rPr>
           <w:i/>
         </w:rPr>
-        <w:t>Abrothallus diederichii</w:t>
-      </w:r>
-      <w:r>
-        <w:t xml:space="preserve"> (VU), </w:t>
+        <w:t xml:space="preserve">9010 Taiga </w:t>
+      </w:r>
+      <w:r>
+        <w:t>och</w:t>
       </w:r>
       <w:r>
         <w:rPr>
           <w:i/>
         </w:rPr>
-        <w:t>Abrothallus lobariae</w:t>
-      </w:r>
-      <w:r>
-        <w:t xml:space="preserve"> (VU), </w:t>
+        <w:t xml:space="preserve"> 9050 Näringsrik granskog</w:t>
+      </w:r>
+      <w:r>
+        <w:t>, fridlyst enligt 8 och 15 §§ artskyddsförordningen och klassad som sårbar (VU) enligt rödlistan 2020. Knärot är beroende av hög och jämn luftfuktighet i gamla, ostörda skogsmiljöer och är känslig för snabba förändringar av ljus-/vindförhållanden eller uttorkning. På grund av ett alltför intensivt skogsbruk har den minskat med 40 (25–50) % under de senaste 60 åren och i framtiden bedöms minskningstakten uppgå till 30 (20–40) %. Till följd av att arten har en dokumenterat högre minskningstakt i förhållande till sin generationstid än vad som tidigare varit känt (data från Riksskogstaxeringen) höjdes den till hotkategori sårbar (VU) i rödlistan 2020 (SLU Artdatabanken, 2024).</w:t>
+      </w:r>
+    </w:p>
+    <w:p>
+      <w:r>
+        <w:t>En analys av 79 floraväktarlokaler åren 1990–2015 vilka återbesökts under 2020–2024 visade på en tydlig negativ påverkan på knärotsförekomster från större hyggen i närområdet (inom 150–200 m) vilket indikerar att kanteffekter har en stor påverkan på populationerna. Resultaten bekräftar knärotens känslighet för kanteffekter och visar vikten av att skydda större skogsbestånd för att bevara arten. Om det blir höga andelar (&gt;30%) hyggen inom 200 meter från en knärotsförekomst så ökar risken för att en knärotspopulation dör ut och det verkar det behövas någonstans mellan 100 och 150 meters skyddszon för att bevara arten på lång sikt (Sebestyén &amp; Sundberg, 2025). Detta stöds även av en studie (Johansson et al, 2026) baserad på data från Riksskogstaxeringen som visar att knäroten minskat med 66 % under perioden 1993–2022 samt att det finns en stark korrelation mellan minskande arealer kontinuitetsskog och lokal utdöenderisk. Knäroten uppvisade en mycket låg koloniseringsgrad (0,7 % över 10 år) i kombination med hög lokal utrotningsrisk (75,2 %), där utrotningssannolikheten ökade kraftigt när arealen kontinuitetsskog minskade mellan undersökningar, t.ex. på grund av kalhyggesbruk (Johansson et al., 2026).</w:t>
+      </w:r>
+    </w:p>
+    <w:p>
+      <w:r>
+        <w:t xml:space="preserve">Samuel Johnsons doktorsavhandling </w:t>
       </w:r>
       <w:r>
         <w:rPr>
           <w:i/>
         </w:rPr>
-        <w:t>Calycina lobariae</w:t>
-      </w:r>
-      <w:r>
-        <w:t xml:space="preserve"> (VU), lunglavsknapp (VU) och skrovelmössing (VU), som växer på lunglav. Rikliga förekomster med lunglav bör skyddas med biotopskydd, frivilliga avsättningar eller reservat (SLU Artdatabanken, 2026; Nitare &amp; Skogsstyrelsen, 2019).</w:t>
-      </w:r>
-    </w:p>
-    <w:p>
-      <w:r>
-        <w:t xml:space="preserve">Lunglav är typisk art för </w:t>
+        <w:t>“Retention Forestry as a Conservation Measure for Boreal Forest Ground Vegetation”</w:t>
+      </w:r>
+      <w:r>
+        <w:t xml:space="preserve"> (SLU, Uppsala 2014) visar att det krävs väl tilltagna skyddszoner för att knärotens växtplatser inte ska ta skada av skogsbruksåtgärder i intilliggande områden: </w:t>
       </w:r>
       <w:r>
         <w:rPr>
           <w:i/>
         </w:rPr>
-        <w:t>9010 Taiga, 9020 Nordlig ädellövskog, 9110 Näringsfattig bokskog, 9130 Näringsrik bokskog, 9160 Näringsrik ekskog, 9180 Ädellövskog i branter, 9190 Näringsfattig ekskog, 9070 Trädklädd betesmark, 9040 Fjällbjörkskog</w:t>
-      </w:r>
-      <w:r>
-        <w:t xml:space="preserve"> och</w:t>
+        <w:t xml:space="preserve">“Study III shows that retention patches smaller than 0.5 ha do not lifeboat the sensitive forest herb G. repens, a species that depend on stable microclimatic conditions typical for intact forest stands.” </w:t>
+      </w:r>
+      <w:r>
+        <w:t xml:space="preserve">Vidare </w:t>
       </w:r>
       <w:r>
         <w:rPr>
           <w:i/>
         </w:rPr>
-        <w:t xml:space="preserve"> 6530 Lövängar</w:t>
-      </w:r>
-      <w:r>
-        <w:t xml:space="preserve"> (SLU Artdatabanken, 2026).</w:t>
+        <w:t>“More sensitive forest species are not lifeboated in retention patches ranging from 0.05 to 0.5 ha (Papers II &amp; III).”</w:t>
+      </w:r>
+    </w:p>
+    <w:p>
+      <w:r>
+        <w:t xml:space="preserve">Johnsons (2014) rekommendation på minst 50 meters breda skyddszoner runt knärotens växtplatser motsvarar en areal på 0,78 hektar, vilket ligger i linje med andra studier som gjorts på känsliga skogsarter: </w:t>
+      </w:r>
+      <w:r>
+        <w:rPr>
+          <w:i/>
+        </w:rPr>
+        <w:t>“In study III I also show that translocated specimens of G. repens survives well in mature forests at least 50 m from the nearest edge to an open area. Moreover, measures of temperature and humidity show that such distances from an open area is far enough to offer a microclimate that is more stable compared to what present in retention patches of around 0.1 ha. This means that the very centre of a circular patch with radius 50 m (equals a size of 0.78 ha) should offer conditions similar to interior forest and would perhaps be a suitable habitat for G. repens and similar species. Previous studies from both North America and Sweden have also concluded that patches between 0.5 and one ha are sufficient for preserving interior forest vegetation as well as sensitive lichens and bryophytes (de Graaf &amp; Roberts 2009; Halpern et al. 2012; Rudolphi et al. 2014).”</w:t>
+      </w:r>
+    </w:p>
+    <w:p>
+      <w:r>
+        <w:t>Ytterligare en studie (Koelmeijer m.fl., 2022) inkluderar knärotens skyddsbehov. I uppsatsen berörs problemet med uttorkning för växter, bl.a. för knärot, ett problem som blivit accentuerat på grund av den pågående klimatförändringen och torra somrar, t.ex. den exceptionellt torra sommaren 2018. I uppsatsen undersöks områden med tre olika avstånd från kalhyggeskant med avseende på skydd bl.a. för knärot. Det första området har avstånd upp till 20 m från hyggeskant (Strong edge effect), det andra 20–40 m från hyggeskant (Weak edge effect) och det tredje avser större avstånd från hyggeskant, där kanteffekten anses vara försumbar (Interior). Ett resultat var att man fann stor eller mycket stor uttorkningseffekt på känsliga och rödlistade skogsarter vid de kortare avstånden till hyggeskant, medan effekt av uttorkning inte konstaterades på större avstånd (Interior). För orkidén knärot fann man en rik förekomst (upp till 0,06 dm2/m2) på stort avstånd från hyggeskant (Interior), medan förekomsten var liten eller närmast försumbar i de områden som klassificerades som Weak edge effect respektive Strong edge effect. Arbetet påpekar att de allt oftare förekommande torra somrarna ger ytterligare skäl att utöka skyddsavståndet från hyggen till den fuktkrävande arten knärot (Koelmeijer m.fl., 2022).</w:t>
+      </w:r>
+    </w:p>
+    <w:p>
+      <w:r>
+        <w:t>Även Skogsstyrelsens egen vägledning för hänsyn till knärot ligger i linje med ovanstående forskningsstudier. Av vägledningen framgår det att för med hög sannolikhet kunna bevara befintliga förekomster krävs relativt stora avsättningar av uppvuxen skog med slutet och relativt tätt kronskikt. Som riktlinje kan krävas ett avstånd på 50 meter in från brynet för att vidmakthålla ett fungerande mikroklimat. Detta innebär att fristående hänsynsytor för många arter (kärlväxter, lavar och mossor) kan behöva ha en area överstigande 0,8 hektar (cirkelyta med radien 50 meter = 0,78 hektar) för att bibehålla lokalklimatet. Även ganska små förändringar i form av förändrade ljus- och fuktighetsförhållanden, till exempel till följd av gallring, kan leda till att arten försvinner till följd av konkurrens med mera ljuskrävande och snabbväxande arter (Skogsstyrelsen, 2022).</w:t>
+      </w:r>
+    </w:p>
+    <w:p>
+      <w:r>
+        <w:t>Vid tillämpning av försiktighetsprincipen enligt 2 kap. 3 § miljöbalken bör sålunda 100–150 meters skyddszon lämnas runt knärotens växtplatser.</w:t>
       </w:r>
     </w:p>
     <w:p>
@@ -402,6 +750,212 @@
         <w:pStyle w:val="Heading2"/>
       </w:pPr>
       <w:r>
+        <w:t>Referenser – knärot</w:t>
+      </w:r>
+    </w:p>
+    <w:p>
+      <w:r>
+        <w:t xml:space="preserve">de Graaf M &amp; Roberts M.R., 2009. </w:t>
+      </w:r>
+      <w:r>
+        <w:rPr>
+          <w:i/>
+        </w:rPr>
+        <w:t xml:space="preserve">Short-term response of the herbaceous layer within leave patches after harvest. </w:t>
+      </w:r>
+      <w:r>
+        <w:t>Forest Ecology and Management 257, 1014–1025.</w:t>
+      </w:r>
+    </w:p>
+    <w:p>
+      <w:r>
+        <w:t xml:space="preserve">Halpern, C. B., Halaj, J., Evans, S. A., &amp; Dovciak, M., 2012. </w:t>
+      </w:r>
+      <w:r>
+        <w:rPr>
+          <w:i/>
+        </w:rPr>
+        <w:t xml:space="preserve">Level and pattern of overstory retention interact to shape long-term responses of understories to timber harvest. </w:t>
+      </w:r>
+      <w:r>
+        <w:t>Ecological Applications, 22, 2049–2064.</w:t>
+      </w:r>
+    </w:p>
+    <w:p>
+      <w:r>
+        <w:t>Johansson, V., Jansson, M. och Bergman, K-O</w:t>
+      </w:r>
+      <w:r>
+        <w:rPr>
+          <w:i/>
+        </w:rPr>
+        <w:t>.</w:t>
+      </w:r>
+      <w:r>
+        <w:t>, 2026.</w:t>
+      </w:r>
+      <w:r>
+        <w:rPr>
+          <w:i/>
+        </w:rPr>
+        <w:t xml:space="preserve"> A 30-year population decline of a threatened forest orchid associated with old growth forests</w:t>
+      </w:r>
+      <w:r>
+        <w:t>. Department of Physics, Chemistry and Biology (IFM), Linköping University.</w:t>
+      </w:r>
+    </w:p>
+    <w:p>
+      <w:r>
+        <w:t xml:space="preserve">Johnson, S., 2014. </w:t>
+      </w:r>
+      <w:r>
+        <w:rPr>
+          <w:i/>
+        </w:rPr>
+        <w:t>Retention Forestry as a Conservation Measure for Boreal Forest Ground Vegetation</w:t>
+      </w:r>
+      <w:r>
+        <w:t>. Doktorsavhandling, SLU, Uppsala.</w:t>
+      </w:r>
+    </w:p>
+    <w:p>
+      <w:r>
+        <w:t xml:space="preserve">Koelmeijer, I. A., Ehrlén, J., Jönsson, M., De Frenne, P., Berg, P., Andersson, J., Weibull, H. &amp; Hylander, N. 2022. </w:t>
+      </w:r>
+      <w:r>
+        <w:rPr>
+          <w:i/>
+        </w:rPr>
+        <w:t xml:space="preserve">Interactive effects of drought and edge exposure on old-growth forest understory species. </w:t>
+      </w:r>
+      <w:r>
+        <w:t>Landscape Ecology, 37, sid 1839–1853.</w:t>
+      </w:r>
+    </w:p>
+    <w:p>
+      <w:r>
+        <w:t xml:space="preserve">Rudolphi, J., Jönsson, M. T., &amp; Gustafsson, L., 2014. </w:t>
+      </w:r>
+      <w:r>
+        <w:rPr>
+          <w:i/>
+        </w:rPr>
+        <w:t xml:space="preserve">Biological legacies buffer local species extinction after logging. </w:t>
+      </w:r>
+      <w:r>
+        <w:t>Journal of Applied Ecology. 51, 53–62.</w:t>
+      </w:r>
+    </w:p>
+    <w:p>
+      <w:r>
+        <w:t xml:space="preserve">Sebestyén, L. och Sundberg, S. 2025.  </w:t>
+      </w:r>
+      <w:r>
+        <w:rPr>
+          <w:i/>
+        </w:rPr>
+        <w:t>Påverkan på knärotslokaler från hyggen i närheten.</w:t>
+      </w:r>
+      <w:r>
+        <w:t xml:space="preserve"> DAPHNE 36:1 2025. Botaniska Sällskapet i Stockholm.</w:t>
+      </w:r>
+    </w:p>
+    <w:p>
+      <w:r>
+        <w:t xml:space="preserve">Skogsstyrelsen, 2022. </w:t>
+      </w:r>
+      <w:r>
+        <w:rPr>
+          <w:i/>
+        </w:rPr>
+        <w:t xml:space="preserve">Vägledning för hänsyn till knärot. </w:t>
+      </w:r>
+      <w:r>
+        <w:t>https://www.skogsstyrelsen.se/lag-och-tillsyn/artskydd/vagledningar-och-kunskapsstod-artskydd/vagledning-for-hansyn-till-knarot/.</w:t>
+      </w:r>
+    </w:p>
+    <w:p>
+      <w:r>
+        <w:t xml:space="preserve">SLU Artdatabanken, 2024. </w:t>
+      </w:r>
+      <w:r>
+        <w:rPr>
+          <w:i/>
+        </w:rPr>
+        <w:t xml:space="preserve">Artfaktablad. Naturvård – artfakta. </w:t>
+      </w:r>
+      <w:r>
+        <w:t>SLU Artdatabanken, Uppsala.</w:t>
+      </w:r>
+    </w:p>
+    <w:p>
+      <w:pPr>
+        <w:pStyle w:val="Heading1"/>
+      </w:pPr>
+      <w:r>
+        <w:t>Lunglav – ekologi samt krav på livsmiljön</w:t>
+      </w:r>
+    </w:p>
+    <w:p>
+      <w:r>
+        <w:t xml:space="preserve">Lunglav (NT) är en av vårt lands främsta signalarter som överallt indikerar gamla lövträd, skogsbestånd med höga naturvärden och ekosystem med lång skoglig kontinuitet. Lokalt kan förekomsten vara mycket riklig men den hittas nästan enbart i gamla och ej slutavverkade skogar. Artens samtliga förekomster bör uppmärksammas från naturvårdssynpunkt, då många lokaler även hyser andra ovanliga och rödlistade arter, däribland de sällsynta lavparasiterna lunglavshårprick (CR), </w:t>
+      </w:r>
+      <w:r>
+        <w:rPr>
+          <w:i/>
+        </w:rPr>
+        <w:t>Abrothallus diederichii</w:t>
+      </w:r>
+      <w:r>
+        <w:t xml:space="preserve"> (VU), </w:t>
+      </w:r>
+      <w:r>
+        <w:rPr>
+          <w:i/>
+        </w:rPr>
+        <w:t>Abrothallus lobariae</w:t>
+      </w:r>
+      <w:r>
+        <w:t xml:space="preserve"> (VU), </w:t>
+      </w:r>
+      <w:r>
+        <w:rPr>
+          <w:i/>
+        </w:rPr>
+        <w:t>Calycina lobariae</w:t>
+      </w:r>
+      <w:r>
+        <w:t xml:space="preserve"> (VU), lunglavsknapp (VU) och skrovelmössing (VU), som växer på lunglav. Rikliga förekomster med lunglav bör skyddas med biotopskydd, frivilliga avsättningar eller reservat (SLU Artdatabanken, 2026; Nitare &amp; Skogsstyrelsen, 2019).</w:t>
+      </w:r>
+    </w:p>
+    <w:p>
+      <w:r>
+        <w:t xml:space="preserve">Lunglav är typisk art för </w:t>
+      </w:r>
+      <w:r>
+        <w:rPr>
+          <w:i/>
+        </w:rPr>
+        <w:t>9010 Taiga, 9020 Nordlig ädellövskog, 9110 Näringsfattig bokskog, 9130 Näringsrik bokskog, 9160 Näringsrik ekskog, 9180 Ädellövskog i branter, 9190 Näringsfattig ekskog, 9070 Trädklädd betesmark, 9040 Fjällbjörkskog</w:t>
+      </w:r>
+      <w:r>
+        <w:t xml:space="preserve"> och</w:t>
+      </w:r>
+      <w:r>
+        <w:rPr>
+          <w:i/>
+        </w:rPr>
+        <w:t xml:space="preserve"> 6530 Lövängar</w:t>
+      </w:r>
+      <w:r>
+        <w:t xml:space="preserve"> (SLU Artdatabanken, 2026).</w:t>
+      </w:r>
+    </w:p>
+    <w:p>
+      <w:pPr>
+        <w:pStyle w:val="Heading2"/>
+      </w:pPr>
+      <w:r>
         <w:t>Referenser – lunglav</w:t>
       </w:r>
     </w:p>
@@ -431,6 +985,126 @@
       </w:r>
       <w:r>
         <w:t>SLU Artdatabanken, Uppsala.</w:t>
+      </w:r>
+    </w:p>
+    <w:p>
+      <w:pPr>
+        <w:pStyle w:val="Heading1"/>
+      </w:pPr>
+      <w:r>
+        <w:t>Talltita – ekologi samt krav på livsmiljön</w:t>
+      </w:r>
+    </w:p>
+    <w:p>
+      <w:r>
+        <w:t>Talltita är rödlistad som NT, fridlyst och prioriterad art i Skogsvårdslagen. Den omfattas av EU:s fågeldirektiv. Arten har minskat kraftigt de senaste 30 åren och minskningstakten innevarande 10-årsperiod beräknas till 20 (10–30) % (SLU Artdatabanken, 2022).</w:t>
+      </w:r>
+    </w:p>
+    <w:p>
+      <w:r>
+        <w:t>Talltita föredrar större sammanhängande barrskogar, och finns såväl i tallskog som granskog och i lövblandad barrskog. Skogens struktur är viktig och ska helst vara flerskiktad med riklig underväxt av mindre granar, björk och andra lövträd och buskar. Tillgång på murknande högstubbar är särskilt viktig, eftersom talltitan helst själv hackar ut sitt bohål (SLU Artdatabanken, 2022).</w:t>
+      </w:r>
+    </w:p>
+    <w:p>
+      <w:r>
+        <w:t>Det finns flera studier som visar att talltita är känslig för gallring och inte överlever när dess livsmiljö kalavverkas (Eggers and Low, 2014; Griesser et al., 2007; Klein, 2020). Talltitans revir är förhållandevis stora, 10–20 hektar och arten missgynnas när skogen fragmenteras. Kalavverkning av större delar av reviret innebär att det överges (Artdatabanken, 2021).</w:t>
+      </w:r>
+    </w:p>
+    <w:p>
+      <w:r>
+        <w:t>Talltitan är synnerligen trogen sitt revir så länge paret lever och biotopen förblir intakt. Paret stannar i sitt revir året om. En förlust av ett revir har därför en stor inverkan på den lokala populationen och trakthyggesbruket anses vara orsak till den svenska populationens kraftiga minskning. Talltiteparets revirtrohet innebär att närhelst under året man observerar en adult talltita så ingår denna plats i reviret (Siffczyk et al., 2003; Ekman, 1979).</w:t>
+      </w:r>
+    </w:p>
+    <w:p>
+      <w:pPr>
+        <w:pStyle w:val="Heading2"/>
+      </w:pPr>
+      <w:r>
+        <w:t>Referenser – talltita</w:t>
+      </w:r>
+    </w:p>
+    <w:p>
+      <w:r>
+        <w:t xml:space="preserve">Eggers, S., Low, M., 2014. </w:t>
+      </w:r>
+      <w:r>
+        <w:rPr>
+          <w:i/>
+        </w:rPr>
+        <w:t xml:space="preserve">Differential demographic responses of sympatric Parids to vegetation management in boreal forest. </w:t>
+      </w:r>
+      <w:r>
+        <w:t>For. Ecol. Manage. 319, 169–175.</w:t>
+      </w:r>
+    </w:p>
+    <w:p>
+      <w:r>
+        <w:t xml:space="preserve">Ekman, J., 1979. </w:t>
+      </w:r>
+      <w:r>
+        <w:rPr>
+          <w:i/>
+        </w:rPr>
+        <w:t xml:space="preserve">Coherence, composition and territories of winter social groups of the Willow Tit Parus montanus and the Crested Tit P. cristatus. </w:t>
+      </w:r>
+      <w:r>
+        <w:t>Ornis Scandinavica, 10, pp 56–68</w:t>
+      </w:r>
+    </w:p>
+    <w:p>
+      <w:r>
+        <w:t xml:space="preserve">Griesser, M., Nystrand, M., Eggers, S., Ekman, J., 2007. </w:t>
+      </w:r>
+      <w:r>
+        <w:rPr>
+          <w:i/>
+        </w:rPr>
+        <w:t xml:space="preserve">Impact of forestry practices on fitness correlates and population productivity in an open-nesting bird species. </w:t>
+      </w:r>
+      <w:r>
+        <w:t>Conserv. Biol. 21, 767–774. https://doi.org/10.1111/j.1523- 1739.2007.00675.x</w:t>
+      </w:r>
+    </w:p>
+    <w:p>
+      <w:r>
+        <w:t xml:space="preserve">Klein, J., 2020. </w:t>
+      </w:r>
+      <w:r>
+        <w:rPr>
+          <w:i/>
+        </w:rPr>
+        <w:t xml:space="preserve">The forgotten forest – On thinning, retention, and biodiversity in the boreal forest. </w:t>
+      </w:r>
+      <w:r>
+        <w:t>Doctoral Thesis No. 2020:50</w:t>
+      </w:r>
+    </w:p>
+    <w:p>
+      <w:r>
+        <w:t xml:space="preserve">Siffczyk, C., Brotons, L., Kangas, K., Orell, M., 2003. </w:t>
+      </w:r>
+      <w:r>
+        <w:rPr>
+          <w:i/>
+        </w:rPr>
+        <w:t xml:space="preserve">Home range size of willow tits. </w:t>
+      </w:r>
+      <w:r>
+        <w:t>Oecologica, 136, 635–642 (2003)</w:t>
+      </w:r>
+    </w:p>
+    <w:p>
+      <w:r>
+        <w:t xml:space="preserve">SLU Artdatabanken, 2021. </w:t>
+      </w:r>
+      <w:r>
+        <w:rPr>
+          <w:i/>
+        </w:rPr>
+        <w:t xml:space="preserve">Artfaktablad. Naturvård – artfakta. </w:t>
+      </w:r>
+      <w:r>
+        <w:t>SLU Artdatabanken, Uppsala</w:t>
       </w:r>
     </w:p>
     <w:p>
@@ -507,7 +1181,7 @@
         <w:drawing>
           <wp:inline xmlns:a="http://schemas.openxmlformats.org/drawingml/2006/main" xmlns:pic="http://schemas.openxmlformats.org/drawingml/2006/picture">
             <wp:extent cx="5486400" cy="2905862"/>
-            <wp:docPr id="2" name="Picture 2"/>
+            <wp:docPr id="3" name="Picture 3"/>
             <wp:cNvGraphicFramePr>
               <a:graphicFrameLocks noChangeAspect="1"/>
             </wp:cNvGraphicFramePr>
@@ -519,7 +1193,7 @@
                     <pic:cNvPicPr/>
                   </pic:nvPicPr>
                   <pic:blipFill>
-                    <a:blip r:embed="rId17"/>
+                    <a:blip r:embed="rId18"/>
                     <a:stretch>
                       <a:fillRect/>
                     </a:stretch>
@@ -809,7 +1483,7 @@
     <w:r>
       <w:tab/>
       <w:tab/>
-      <w:t>2026-09-21</w:t>
+      <w:t>2026-09-23</w:t>
       <w:br/>
       <w:br/>
     </w:r>

--- a/tillsyn/A 35963-2026 tillsynsbegäran.docx
+++ b/tillsyn/A 35963-2026 tillsynsbegäran.docx
@@ -1483,7 +1483,7 @@
     <w:r>
       <w:tab/>
       <w:tab/>
-      <w:t>2026-09-23</w:t>
+      <w:t>2026-09-24</w:t>
       <w:br/>
       <w:br/>
     </w:r>

--- a/tillsyn/A 35963-2026 tillsynsbegäran.docx
+++ b/tillsyn/A 35963-2026 tillsynsbegäran.docx
@@ -1483,7 +1483,7 @@
     <w:r>
       <w:tab/>
       <w:tab/>
-      <w:t>2026-09-24</w:t>
+      <w:t>2026-09-25</w:t>
       <w:br/>
       <w:br/>
     </w:r>

--- a/tillsyn/A 35963-2026 tillsynsbegäran.docx
+++ b/tillsyn/A 35963-2026 tillsynsbegäran.docx
@@ -1483,7 +1483,7 @@
     <w:r>
       <w:tab/>
       <w:tab/>
-      <w:t>2026-09-25</w:t>
+      <w:t>2026-09-26</w:t>
       <w:br/>
       <w:br/>
     </w:r>

--- a/tillsyn/A 35963-2026 tillsynsbegäran.docx
+++ b/tillsyn/A 35963-2026 tillsynsbegäran.docx
@@ -1483,7 +1483,7 @@
     <w:r>
       <w:tab/>
       <w:tab/>
-      <w:t>2026-09-26</w:t>
+      <w:t>2026-09-27</w:t>
       <w:br/>
       <w:br/>
     </w:r>

--- a/tillsyn/A 35963-2026 tillsynsbegäran.docx
+++ b/tillsyn/A 35963-2026 tillsynsbegäran.docx
@@ -1483,7 +1483,7 @@
     <w:r>
       <w:tab/>
       <w:tab/>
-      <w:t>2026-09-27</w:t>
+      <w:t>2026-09-28</w:t>
       <w:br/>
       <w:br/>
     </w:r>

--- a/tillsyn/A 35963-2026 tillsynsbegäran.docx
+++ b/tillsyn/A 35963-2026 tillsynsbegäran.docx
@@ -1483,7 +1483,7 @@
     <w:r>
       <w:tab/>
       <w:tab/>
-      <w:t>2026-09-28</w:t>
+      <w:t>2026-09-29</w:t>
       <w:br/>
       <w:br/>
     </w:r>
